--- a/press/who-gave-the-order-press-release-2026-08-21.docx
+++ b/press/who-gave-the-order-press-release-2026-08-21.docx
@@ -247,7 +247,7 @@
           <w:sz w:val="21"/>
           <w:szCs w:val="21"/>
         </w:rPr>
-        <w:t xml:space="preserve">29 evidence records and 67 sources</w:t>
+        <w:t xml:space="preserve">30 evidence records and 71 sources</w:t>
       </w:r>
       <w:r>
         <w:rPr>
@@ -277,7 +277,7 @@
           <w:sz w:val="21"/>
           <w:szCs w:val="21"/>
         </w:rPr>
-        <w:t xml:space="preserve">44 questions with no answer</w:t>
+        <w:t xml:space="preserve">46 questions with no answer</w:t>
       </w:r>
       <w:r>
         <w:rPr>
@@ -376,7 +376,7 @@
           <w:sz w:val="21"/>
           <w:szCs w:val="21"/>
         </w:rPr>
-        <w:t xml:space="preserve">The same affidavit says the AK-47 was a platoon-level weapon meant for special operations and not for routine law-and-order duty. That is an admission about deployment rather than about conduct on the day, and deployment is an authorisation question. Who decided that such a weapon would be present at a student protest is recorded as unknown, and is one of the 44 open questions.</w:t>
+        <w:t xml:space="preserve">The same affidavit says the AK-47 was a platoon-level weapon meant for special operations and not for routine law-and-order duty. That is an admission about deployment rather than about conduct on the day, and deployment is an authorisation question. Who decided that such a weapon would be present at a student protest is recorded as unknown, and is one of the 46 open questions.</w:t>
       </w:r>
     </w:p>
     <w:p>
@@ -402,6 +402,20 @@
           <w:szCs w:val="21"/>
         </w:rPr>
         <w:t xml:space="preserve"> Two outlets say they have read a Delhi Police General Diary entry of 22 July recording what was used at Jantar Mantar two days earlier — tear smoke, shells, an anti-riot gun and two rounds of plastic pellets — and recording that it was used under the orders of a Deputy Commissioner of Police. That is the first thing on this record connecting the force used to an officer who ordered it. It is not an order, and the archive does not hold the entry: it holds two reports of one. The count of orders found stays at zero, because that number counts orders the archive holds.</w:t>
+      </w:r>
+    </w:p>
+    <w:p>
+      <w:pPr>
+        <w:spacing w:after="180" w:line="276"/>
+      </w:pPr>
+      <w:r>
+        <w:rPr>
+          <w:rFonts w:ascii="Georgia" w:cs="Georgia" w:eastAsia="Georgia" w:hAnsi="Georgia"/>
+          <w:color w:val="1B1B1B"/>
+          <w:sz w:val="21"/>
+          <w:szCs w:val="21"/>
+        </w:rPr>
+        <w:t xml:space="preserve">Separately, replies to Right to Information applications filed by Saket Gokhale, a Trinamool Congress leader and former Rajya Sabha member, are reported to record that at least ten people were treated at Delhi government hospitals on 20 July for injuries the hospitals themselves categorised as pellet or projectile injuries: nine at Lady Hardinge Medical College and one at Safdarjung. AIIMS refused the same question under section 8(1)(j), saying a number could identify a patient. That work is his, not this project’s, and is credited to him. Hospital records are independent of both the police and the petitioners, but a clinical category is not a finding about a weapon or about who fired it, and the archive says so on the record.</w:t>
       </w:r>
     </w:p>
     <w:p>
@@ -653,7 +667,7 @@
         </w:rPr>
         <w:t xml:space="preserve">Where the site is. </w:t>
       </w:r>
-      <w:hyperlink w:history="1" r:id="rIdwls3reqb4et2ib2f516q8">
+      <w:hyperlink w:history="1" r:id="rIdi_vr4vqlzfqtuety1g2kd">
         <w:r>
           <w:rPr>
             <w:rFonts w:ascii="Georgia" w:cs="Georgia" w:eastAsia="Georgia" w:hAnsi="Georgia"/>
@@ -818,7 +832,7 @@
           <w:sz w:val="21"/>
           <w:szCs w:val="21"/>
         </w:rPr>
-        <w:t xml:space="preserve">A public archive at whogavetheorder.in records police use of force against students in India and tries to establish who authorised it. It holds four incidents, 29 evidence records and 67 sources, and 44 questions nobody has answered. A police diary entry is reported to record that the munitions used at Jantar Mantar were used under a Deputy Commissioner of Police’s orders; Bihar has told the Supreme Court its officers fired an AK-47 and a pistol at Siwan; Delhi Police has admitted deploying facial recognition at Jantar Mantar. No order authorising force has been found for any of the four. Nothing appears on the site as a fact without a source, and every gap is named rather than filled.</w:t>
+        <w:t xml:space="preserve">A public archive at whogavetheorder.in records police use of force against students in India and tries to establish who authorised it. It holds four incidents, 30 evidence records and 71 sources, and 46 questions nobody has answered. A police diary entry is reported to record that the munitions used at Jantar Mantar were used under a Deputy Commissioner of Police’s orders; Bihar has told the Supreme Court its officers fired an AK-47 and a pistol at Siwan; Delhi Police has admitted deploying facial recognition at Jantar Mantar. No order authorising force has been found for any of the four. Nothing appears on the site as a fact without a source, and every gap is named rather than filled.</w:t>
       </w:r>
     </w:p>
     <w:p>
